--- a/birzeit/comp433/Project_section_5/Phase3_RequirementsAnalysisModelling_Template.docx
+++ b/birzeit/comp433/Project_section_5/Phase3_RequirementsAnalysisModelling_Template.docx
@@ -447,7 +447,7 @@
           <w:b w:val="0"/>
           <w:i w:val="0"/>
         </w:rPr>
-        <w:t>The authoritative description of what Phase 3 requires is the Project Phases tab on the course page (Phase 3: Requirements Analysis and Modelling) and the Chapter 4 UML companion. Each task below points back to those. Fill in the prompts written [in square brackets / italic] and remove the prompt text as you go.</w:t>
+        <w:t>The authoritative description of what Phase 3 requires is the Project Phases tab on the course page (Phase 3: Requirements Analysis and Modelling), which carries the coordinator brief. Fill in the prompts written [in square brackets / italic] and remove the prompt text as you go.</w:t>
       </w:r>
     </w:p>
     <w:p>
@@ -464,7 +464,7 @@
         <w:pStyle w:val="ListBullet"/>
       </w:pPr>
       <w:r>
-        <w:t>Task 3.1: Actors and their descriptions (group work).</w:t>
+        <w:t>Task 3.1: Actor analysis, actors and their descriptions (group task).</w:t>
       </w:r>
     </w:p>
     <w:p>
@@ -472,7 +472,7 @@
         <w:pStyle w:val="ListBullet"/>
       </w:pPr>
       <w:r>
-        <w:t>Task 3.2: Overall system use case diagram (group work).</w:t>
+        <w:t>Task 3.2: Overall (main) system use case diagram (group task).</w:t>
       </w:r>
     </w:p>
     <w:p>
@@ -480,7 +480,7 @@
         <w:pStyle w:val="ListBullet"/>
       </w:pPr>
       <w:r>
-        <w:t>Task 3.3: Described use cases, one per group member (individual work).</w:t>
+        <w:t>Task 3.3: Use case specifications, four or five key use cases, one per member (individual task).</w:t>
       </w:r>
     </w:p>
     <w:p>
@@ -488,7 +488,16 @@
         <w:pStyle w:val="ListBullet"/>
       </w:pPr>
       <w:r>
-        <w:t>Task 3.4: Overall activity diagram (group work).</w:t>
+        <w:t>Task 3.4: Overall (main) activity diagram in swimlanes format (group task).</w:t>
+      </w:r>
+    </w:p>
+    <w:p>
+      <w:r>
+        <w:rPr>
+          <w:b/>
+          <w:i w:val="0"/>
+        </w:rPr>
+        <w:t>Naming (required).</w:t>
       </w:r>
     </w:p>
     <w:p>
@@ -497,7 +506,43 @@
           <w:b w:val="0"/>
           <w:i w:val="0"/>
         </w:rPr>
-        <w:t>Diagrams (use case and activity) must be produced in a UML drawing tool, for example Astah, Lucidchart, or Enterprise Architect, and inserted here as an image (or linked). Per the course outline, AI generated UML diagrams are not allowed.</w:t>
+        <w:t>For each group task, write the leader and the contributing members clearly at the top of the task, for example: Lead: [name]; contributors: [name: reviewing], [name: discussing]. For each individual task, write the name of the member who did it at the top. Tasks with no names written clearly on them are disadvantaged.</w:t>
+      </w:r>
+    </w:p>
+    <w:p>
+      <w:r>
+        <w:rPr>
+          <w:b/>
+          <w:i w:val="0"/>
+        </w:rPr>
+        <w:t>UML tool (required).</w:t>
+      </w:r>
+    </w:p>
+    <w:p>
+      <w:r>
+        <w:rPr>
+          <w:b w:val="0"/>
+          <w:i w:val="0"/>
+        </w:rPr>
+        <w:t>All diagrams (use case and activity) must be drawn in a UML authoring tool that supports UML 2.x, for example Enterprise Architect, Astah, or Lucidchart, and inserted here as an image. All members must use the same tool, and the same tool throughout the project. The use of AI based UML modelling tools for AI generated diagrams is prohibited: AI generated work or diagrams receive zero and may warrant transfer to a disciplinary committee.</w:t>
+      </w:r>
+    </w:p>
+    <w:p>
+      <w:r>
+        <w:rPr>
+          <w:b/>
+          <w:i w:val="0"/>
+        </w:rPr>
+        <w:t>Submission (required).</w:t>
+      </w:r>
+    </w:p>
+    <w:p>
+      <w:r>
+        <w:rPr>
+          <w:b w:val="0"/>
+          <w:i w:val="0"/>
+        </w:rPr>
+        <w:t>Submit all tasks (3.1 to 3.4) in one PDF file, named "G[Number]-Phase3", on Ritaj by the deadline shown on the course page.</w:t>
       </w:r>
     </w:p>
     <w:p>
@@ -705,7 +750,7 @@
           <w:i/>
           <w:color w:val="6E6E6E"/>
         </w:rPr>
-        <w:t>Contributions (who did what on this group task): [Leader: ... | Reviewing: ... | Discussing: ... | Re-drawing: ... | Finalizing: ...]</w:t>
+        <w:t>Write at the top of this task: Lead: [name]; contributors: [name: reviewing], [name: discussing], [name: re-drawing], [name: finalising].</w:t>
       </w:r>
     </w:p>
     <w:p>
@@ -744,7 +789,7 @@
           <w:i/>
           <w:color w:val="6E6E6E"/>
         </w:rPr>
-        <w:t>Contributions: [Leader: ... | Reviewing: ... | Discussing: ... | Re-drawing: ... | Finalizing: ...]</w:t>
+        <w:t>Write at the top of this task: Lead: [name]; contributors: [name: reviewing], [name: discussing], [name: re-drawing], [name: finalising].</w:t>
       </w:r>
     </w:p>
     <w:p>
@@ -752,7 +797,7 @@
         <w:pStyle w:val="Heading1"/>
       </w:pPr>
       <w:r>
-        <w:t>Task 3.3: Described use cases (one per group member)</w:t>
+        <w:t>Task 3.3: Use case specifications (four or five key use cases)</w:t>
       </w:r>
     </w:p>
     <w:p>
@@ -762,7 +807,7 @@
           <w:i/>
           <w:color w:val="6E6E6E"/>
         </w:rPr>
-        <w:t>Individual work. Each group member describes one key use case from the diagram above, using the fields below. Copy the table once per member. The use case title must be a use case that appears in the Task 3.2 diagram.</w:t>
+        <w:t>Individual task. Choose four or five key use cases from the diagram above and describe each in detail using the fields below. Each group member writes the description of one use case and writes their name in the Author field. The use case title must be a use case that appears in the Task 3.2 diagram.</w:t>
       </w:r>
     </w:p>
     <w:p>
@@ -1486,7 +1531,7 @@
           <w:i/>
           <w:color w:val="6E6E6E"/>
         </w:rPr>
-        <w:t>(Add one use case table per group member. A group of four members provides four described use cases.)</w:t>
+        <w:t>(Add one use case table per key use case, four or five in total, one per group member.)</w:t>
       </w:r>
     </w:p>
     <w:p>
@@ -1504,7 +1549,7 @@
           <w:i/>
           <w:color w:val="6E6E6E"/>
         </w:rPr>
-        <w:t>Group work. One overall activity diagram modelling the main business workflows across the actors (swimlanes / partitions are helpful). Cover the normal paths and the main alternative and error paths, with decision nodes for the branches.</w:t>
+        <w:t>Group task. One overall (main) activity diagram, in swimlanes format, that shows the overall system use cases and how they interact to achieve the main business services. Use one swimlane (partition) per actor, and cover the normal paths and the main alternative and error paths with decision nodes for the branches.</w:t>
       </w:r>
     </w:p>
     <w:p>
@@ -1525,7 +1570,7 @@
           <w:i/>
           <w:color w:val="6E6E6E"/>
         </w:rPr>
-        <w:t>Contributions: [Leader: ... | Reviewing: ... | Discussing: ... | Re-drawing: ... | Finalizing: ...]</w:t>
+        <w:t>Write at the top of this task: Lead: [name]; contributors: [name: reviewing], [name: discussing], [name: re-drawing], [name: finalising].</w:t>
       </w:r>
     </w:p>
     <w:sectPr>
